--- a/paper/ElasticBounds-r_v6b.docx
+++ b/paper/ElasticBounds-r_v6b.docx
@@ -42,7 +42,7 @@
         <w:pStyle w:val="Date"/>
       </w:pPr>
       <w:r>
-        <w:t xml:space="preserve">24, April 2026</w:t>
+        <w:t xml:space="preserve">20, June 2026</w:t>
       </w:r>
     </w:p>
     <w:sdt>
